--- a/docs/Manual_VTC_Excel_Despues_del_Hecho.docx
+++ b/docs/Manual_VTC_Excel_Despues_del_Hecho.docx
@@ -9,7 +9,7 @@
         <w:jc w:val="center"/>
       </w:pPr>
       <w:r>
-        <w:t>Manual de uso de la plantilla VTC</w:t>
+        <w:t>Manual de uso de la plantilla VDTC</w:t>
       </w:r>
     </w:p>
     <w:p>
@@ -103,12 +103,12 @@
         <w:pStyle w:val="Heading1"/>
       </w:pPr>
       <w:r>
-        <w:t>1. Qué es la VTC</w:t>
+        <w:t>1. Qué es la VDTC</w:t>
       </w:r>
     </w:p>
     <w:p>
       <w:r>
-        <w:t>La VTC es la reconstrucción técnica del daño después del hecho. Se prepara cuando ya existen datos finales o suficientemente completos sobre costos, duración del cuidado, resultados biológicos, restauración y seguimiento.</w:t>
+        <w:t>La VDTC es la reconstrucción técnica del daño después del hecho. Se prepara cuando ya existen datos finales o suficientemente completos sobre costos, duración del cuidado, resultados biológicos, restauración y seguimiento.</w:t>
       </w:r>
     </w:p>
     <w:tbl>
@@ -195,10 +195,10 @@
                 <w:b/>
                 <w:color w:val="C00000"/>
               </w:rPr>
-              <w:t xml:space="preserve">La VTC no reemplaza la VEP anterior. </w:t>
+              <w:t xml:space="preserve">La VDTC no reemplaza la VDEP anterior. </w:t>
             </w:r>
             <w:r>
-              <w:t>Conserve la VEP como registro de la decisión tomada durante el proceso y guarde la VTC como una nueva versión.</w:t>
+              <w:t>Conserve la VDEP como registro de la decisión tomada durante el proceso y guarde la VDTC como una nueva versión.</w:t>
             </w:r>
           </w:p>
         </w:tc>
@@ -629,6 +629,21 @@
         <w:t xml:space="preserve">6.  </w:t>
       </w:r>
       <w:r>
+        <w:t>Marque las multas aplicables en MULTAS_7317.</w:t>
+      </w:r>
+    </w:p>
+    <w:p>
+      <w:pPr>
+        <w:spacing w:after="60"/>
+        <w:ind w:left="369" w:hanging="255"/>
+      </w:pPr>
+      <w:r>
+        <w:rPr>
+          <w:b/>
+        </w:rPr>
+        <w:t xml:space="preserve">7.  </w:t>
+      </w:r>
+      <w:r>
         <w:t>Termine los controles en REVISION.</w:t>
       </w:r>
     </w:p>
@@ -641,7 +656,7 @@
         <w:rPr>
           <w:b/>
         </w:rPr>
-        <w:t xml:space="preserve">7.  </w:t>
+        <w:t xml:space="preserve">8.  </w:t>
       </w:r>
       <w:r>
         <w:t>Lea y guarde el resultado en RESUMEN.</w:t>
@@ -1121,7 +1136,7 @@
               <w:rPr>
                 <w:sz w:val="17"/>
               </w:rPr>
-              <w:t>USD, precios de 2026</w:t>
+              <w:t>CRC, precios de 2026</w:t>
             </w:r>
           </w:p>
         </w:tc>
@@ -2715,7 +2730,498 @@
         <w:pStyle w:val="Heading1"/>
       </w:pPr>
       <w:r>
-        <w:t>8. Hoja REVISION</w:t>
+        <w:t>8. Hoja MULTAS_7317</w:t>
+      </w:r>
+    </w:p>
+    <w:p>
+      <w:r>
+        <w:t>Esta hoja registra las penas de multa de la Ley N.° 7317. No las use como multiplicador del daño ambiental. El libro las calcula por separado y las incorpora únicamente al total final.</w:t>
+      </w:r>
+    </w:p>
+    <w:tbl>
+      <w:tblPr>
+        <w:tblStyle w:val="TableGrid"/>
+        <w:tblW w:type="auto" w:w="0"/>
+        <w:jc w:val="center"/>
+        <w:tblLayout w:type="fixed"/>
+        <w:tblLook w:firstColumn="1" w:firstRow="1" w:lastColumn="0" w:lastRow="0" w:noHBand="0" w:noVBand="1" w:val="04A0"/>
+      </w:tblPr>
+      <w:tblGrid>
+        <w:gridCol w:w="5100"/>
+        <w:gridCol w:w="5100"/>
+      </w:tblGrid>
+      <w:tr>
+        <w:trPr>
+          <w:tblHeader w:val="true"/>
+          <w:cantSplit/>
+        </w:trPr>
+        <w:tc>
+          <w:tcPr>
+            <w:tcW w:type="dxa" w:w="1008"/>
+            <w:shd w:fill="548235"/>
+            <w:tcMar>
+              <w:top w:w="90" w:type="dxa"/>
+              <w:start w:w="100" w:type="dxa"/>
+              <w:bottom w:w="90" w:type="dxa"/>
+              <w:end w:w="100" w:type="dxa"/>
+            </w:tcMar>
+          </w:tcPr>
+          <w:p>
+            <w:r>
+              <w:rPr>
+                <w:b/>
+                <w:color w:val="FFFFFF"/>
+                <w:sz w:val="18"/>
+              </w:rPr>
+              <w:t>Paso</w:t>
+            </w:r>
+          </w:p>
+        </w:tc>
+        <w:tc>
+          <w:tcPr>
+            <w:tcW w:type="dxa" w:w="8352"/>
+            <w:shd w:fill="548235"/>
+            <w:tcMar>
+              <w:top w:w="90" w:type="dxa"/>
+              <w:start w:w="100" w:type="dxa"/>
+              <w:bottom w:w="90" w:type="dxa"/>
+              <w:end w:w="100" w:type="dxa"/>
+            </w:tcMar>
+          </w:tcPr>
+          <w:p>
+            <w:r>
+              <w:rPr>
+                <w:b/>
+                <w:color w:val="FFFFFF"/>
+                <w:sz w:val="18"/>
+              </w:rPr>
+              <w:t>Qué hacer</w:t>
+            </w:r>
+          </w:p>
+        </w:tc>
+      </w:tr>
+      <w:tr>
+        <w:trPr>
+          <w:cantSplit/>
+        </w:trPr>
+        <w:tc>
+          <w:tcPr>
+            <w:tcW w:type="dxa" w:w="1008"/>
+            <w:tcMar>
+              <w:top w:w="90" w:type="dxa"/>
+              <w:start w:w="100" w:type="dxa"/>
+              <w:bottom w:w="90" w:type="dxa"/>
+              <w:end w:w="100" w:type="dxa"/>
+            </w:tcMar>
+            <w:vAlign w:val="center"/>
+          </w:tcPr>
+          <w:p>
+            <w:pPr>
+              <w:spacing w:after="0"/>
+            </w:pPr>
+            <w:r>
+              <w:rPr>
+                <w:sz w:val="17"/>
+              </w:rPr>
+              <w:t>1</w:t>
+            </w:r>
+          </w:p>
+        </w:tc>
+        <w:tc>
+          <w:tcPr>
+            <w:tcW w:type="dxa" w:w="8352"/>
+            <w:tcMar>
+              <w:top w:w="90" w:type="dxa"/>
+              <w:start w:w="100" w:type="dxa"/>
+              <w:bottom w:w="90" w:type="dxa"/>
+              <w:end w:w="100" w:type="dxa"/>
+            </w:tcMar>
+            <w:vAlign w:val="center"/>
+          </w:tcPr>
+          <w:p>
+            <w:pPr>
+              <w:spacing w:after="0"/>
+            </w:pPr>
+            <w:r>
+              <w:rPr>
+                <w:sz w:val="17"/>
+              </w:rPr>
+              <w:t>Confirme el salario base y el año en la parte superior.</w:t>
+            </w:r>
+          </w:p>
+        </w:tc>
+      </w:tr>
+      <w:tr>
+        <w:trPr>
+          <w:cantSplit/>
+        </w:trPr>
+        <w:tc>
+          <w:tcPr>
+            <w:tcW w:type="dxa" w:w="1008"/>
+            <w:tcMar>
+              <w:top w:w="90" w:type="dxa"/>
+              <w:start w:w="100" w:type="dxa"/>
+              <w:bottom w:w="90" w:type="dxa"/>
+              <w:end w:w="100" w:type="dxa"/>
+            </w:tcMar>
+            <w:vAlign w:val="center"/>
+            <w:shd w:fill="F2F2F2"/>
+          </w:tcPr>
+          <w:p>
+            <w:pPr>
+              <w:spacing w:after="0"/>
+            </w:pPr>
+            <w:r>
+              <w:rPr>
+                <w:sz w:val="17"/>
+              </w:rPr>
+              <w:t>2</w:t>
+            </w:r>
+          </w:p>
+        </w:tc>
+        <w:tc>
+          <w:tcPr>
+            <w:tcW w:type="dxa" w:w="8352"/>
+            <w:tcMar>
+              <w:top w:w="90" w:type="dxa"/>
+              <w:start w:w="100" w:type="dxa"/>
+              <w:bottom w:w="90" w:type="dxa"/>
+              <w:end w:w="100" w:type="dxa"/>
+            </w:tcMar>
+            <w:vAlign w:val="center"/>
+            <w:shd w:fill="F2F2F2"/>
+          </w:tcPr>
+          <w:p>
+            <w:pPr>
+              <w:spacing w:after="0"/>
+            </w:pPr>
+            <w:r>
+              <w:rPr>
+                <w:sz w:val="17"/>
+              </w:rPr>
+              <w:t>En SELECCIONAR, cambie ☐ No por ☑ Sí solo en la conducta confirmada por la revisión jurídica.</w:t>
+            </w:r>
+          </w:p>
+        </w:tc>
+      </w:tr>
+      <w:tr>
+        <w:trPr>
+          <w:cantSplit/>
+        </w:trPr>
+        <w:tc>
+          <w:tcPr>
+            <w:tcW w:type="dxa" w:w="1008"/>
+            <w:tcMar>
+              <w:top w:w="90" w:type="dxa"/>
+              <w:start w:w="100" w:type="dxa"/>
+              <w:bottom w:w="90" w:type="dxa"/>
+              <w:end w:w="100" w:type="dxa"/>
+            </w:tcMar>
+            <w:vAlign w:val="center"/>
+          </w:tcPr>
+          <w:p>
+            <w:pPr>
+              <w:spacing w:after="0"/>
+            </w:pPr>
+            <w:r>
+              <w:rPr>
+                <w:sz w:val="17"/>
+              </w:rPr>
+              <w:t>3</w:t>
+            </w:r>
+          </w:p>
+        </w:tc>
+        <w:tc>
+          <w:tcPr>
+            <w:tcW w:type="dxa" w:w="8352"/>
+            <w:tcMar>
+              <w:top w:w="90" w:type="dxa"/>
+              <w:start w:w="100" w:type="dxa"/>
+              <w:bottom w:w="90" w:type="dxa"/>
+              <w:end w:w="100" w:type="dxa"/>
+            </w:tcMar>
+            <w:vAlign w:val="center"/>
+          </w:tcPr>
+          <w:p>
+            <w:pPr>
+              <w:spacing w:after="0"/>
+            </w:pPr>
+            <w:r>
+              <w:rPr>
+                <w:sz w:val="17"/>
+              </w:rPr>
+              <w:t>Revise el mínimo y máximo de salarios base.</w:t>
+            </w:r>
+          </w:p>
+        </w:tc>
+      </w:tr>
+      <w:tr>
+        <w:trPr>
+          <w:cantSplit/>
+        </w:trPr>
+        <w:tc>
+          <w:tcPr>
+            <w:tcW w:type="dxa" w:w="1008"/>
+            <w:tcMar>
+              <w:top w:w="90" w:type="dxa"/>
+              <w:start w:w="100" w:type="dxa"/>
+              <w:bottom w:w="90" w:type="dxa"/>
+              <w:end w:w="100" w:type="dxa"/>
+            </w:tcMar>
+            <w:vAlign w:val="center"/>
+            <w:shd w:fill="F2F2F2"/>
+          </w:tcPr>
+          <w:p>
+            <w:pPr>
+              <w:spacing w:after="0"/>
+            </w:pPr>
+            <w:r>
+              <w:rPr>
+                <w:sz w:val="17"/>
+              </w:rPr>
+              <w:t>4</w:t>
+            </w:r>
+          </w:p>
+        </w:tc>
+        <w:tc>
+          <w:tcPr>
+            <w:tcW w:type="dxa" w:w="8352"/>
+            <w:tcMar>
+              <w:top w:w="90" w:type="dxa"/>
+              <w:start w:w="100" w:type="dxa"/>
+              <w:bottom w:w="90" w:type="dxa"/>
+              <w:end w:w="100" w:type="dxa"/>
+            </w:tcMar>
+            <w:vAlign w:val="center"/>
+            <w:shd w:fill="F2F2F2"/>
+          </w:tcPr>
+          <w:p>
+            <w:pPr>
+              <w:spacing w:after="0"/>
+            </w:pPr>
+            <w:r>
+              <w:rPr>
+                <w:sz w:val="17"/>
+              </w:rPr>
+              <w:t>Ajuste SB APLICADOS para el escenario central.</w:t>
+            </w:r>
+          </w:p>
+        </w:tc>
+      </w:tr>
+      <w:tr>
+        <w:trPr>
+          <w:cantSplit/>
+        </w:trPr>
+        <w:tc>
+          <w:tcPr>
+            <w:tcW w:type="dxa" w:w="1008"/>
+            <w:tcMar>
+              <w:top w:w="90" w:type="dxa"/>
+              <w:start w:w="100" w:type="dxa"/>
+              <w:bottom w:w="90" w:type="dxa"/>
+              <w:end w:w="100" w:type="dxa"/>
+            </w:tcMar>
+            <w:vAlign w:val="center"/>
+          </w:tcPr>
+          <w:p>
+            <w:pPr>
+              <w:spacing w:after="0"/>
+            </w:pPr>
+            <w:r>
+              <w:rPr>
+                <w:sz w:val="17"/>
+              </w:rPr>
+              <w:t>5</w:t>
+            </w:r>
+          </w:p>
+        </w:tc>
+        <w:tc>
+          <w:tcPr>
+            <w:tcW w:type="dxa" w:w="8352"/>
+            <w:tcMar>
+              <w:top w:w="90" w:type="dxa"/>
+              <w:start w:w="100" w:type="dxa"/>
+              <w:bottom w:w="90" w:type="dxa"/>
+              <w:end w:w="100" w:type="dxa"/>
+            </w:tcMar>
+            <w:vAlign w:val="center"/>
+          </w:tcPr>
+          <w:p>
+            <w:pPr>
+              <w:spacing w:after="0"/>
+            </w:pPr>
+            <w:r>
+              <w:rPr>
+                <w:sz w:val="17"/>
+              </w:rPr>
+              <w:t>Si ya existe una sentencia o monto firme, escríbalo en MONTO FIRME CRC.</w:t>
+            </w:r>
+          </w:p>
+        </w:tc>
+      </w:tr>
+      <w:tr>
+        <w:trPr>
+          <w:cantSplit/>
+        </w:trPr>
+        <w:tc>
+          <w:tcPr>
+            <w:tcW w:type="dxa" w:w="1008"/>
+            <w:tcMar>
+              <w:top w:w="90" w:type="dxa"/>
+              <w:start w:w="100" w:type="dxa"/>
+              <w:bottom w:w="90" w:type="dxa"/>
+              <w:end w:w="100" w:type="dxa"/>
+            </w:tcMar>
+            <w:vAlign w:val="center"/>
+            <w:shd w:fill="F2F2F2"/>
+          </w:tcPr>
+          <w:p>
+            <w:pPr>
+              <w:spacing w:after="0"/>
+            </w:pPr>
+            <w:r>
+              <w:rPr>
+                <w:sz w:val="17"/>
+              </w:rPr>
+              <w:t>6</w:t>
+            </w:r>
+          </w:p>
+        </w:tc>
+        <w:tc>
+          <w:tcPr>
+            <w:tcW w:type="dxa" w:w="8352"/>
+            <w:tcMar>
+              <w:top w:w="90" w:type="dxa"/>
+              <w:start w:w="100" w:type="dxa"/>
+              <w:bottom w:w="90" w:type="dxa"/>
+              <w:end w:w="100" w:type="dxa"/>
+            </w:tcMar>
+            <w:vAlign w:val="center"/>
+            <w:shd w:fill="F2F2F2"/>
+          </w:tcPr>
+          <w:p>
+            <w:pPr>
+              <w:spacing w:after="0"/>
+            </w:pPr>
+            <w:r>
+              <w:rPr>
+                <w:sz w:val="17"/>
+              </w:rPr>
+              <w:t>Escriba observaciones del caso y revise otras consecuencias como comiso o pérdida de equipo.</w:t>
+            </w:r>
+          </w:p>
+        </w:tc>
+      </w:tr>
+    </w:tbl>
+    <w:p>
+      <w:pPr>
+        <w:spacing w:after="0"/>
+      </w:pPr>
+    </w:p>
+    <w:tbl>
+      <w:tblPr>
+        <w:tblW w:type="auto" w:w="0"/>
+        <w:jc w:val="center"/>
+        <w:tblLayout w:type="autofit"/>
+        <w:tblLook w:firstColumn="1" w:firstRow="1" w:lastColumn="0" w:lastRow="0" w:noHBand="0" w:noVBand="1" w:val="04A0"/>
+      </w:tblPr>
+      <w:tblGrid>
+        <w:gridCol w:w="10200"/>
+      </w:tblGrid>
+      <w:tr>
+        <w:trPr>
+          <w:tblHeader w:val="true"/>
+          <w:cantSplit/>
+        </w:trPr>
+        <w:tc>
+          <w:tcPr>
+            <w:tcW w:type="dxa" w:w="10200"/>
+            <w:shd w:fill="FFF2CC"/>
+            <w:tcMar>
+              <w:top w:w="130" w:type="dxa"/>
+              <w:start w:w="150" w:type="dxa"/>
+              <w:bottom w:w="130" w:type="dxa"/>
+              <w:end w:w="150" w:type="dxa"/>
+            </w:tcMar>
+          </w:tcPr>
+          <w:p>
+            <w:pPr>
+              <w:spacing w:after="40"/>
+            </w:pPr>
+            <w:r>
+              <w:rPr>
+                <w:b/>
+                <w:color w:val="C00000"/>
+              </w:rPr>
+              <w:t xml:space="preserve">Si la moneda del caso no es CRC: </w:t>
+            </w:r>
+            <w:r>
+              <w:t>escriba cuántos colones equivalen a una unidad de esa moneda. Sin una conversión válida, no debe combinar las multas con el resto del resultado.</w:t>
+            </w:r>
+          </w:p>
+        </w:tc>
+      </w:tr>
+    </w:tbl>
+    <w:p>
+      <w:pPr>
+        <w:spacing w:after="0"/>
+      </w:pPr>
+    </w:p>
+    <w:tbl>
+      <w:tblPr>
+        <w:tblW w:type="auto" w:w="0"/>
+        <w:jc w:val="center"/>
+        <w:tblLayout w:type="autofit"/>
+        <w:tblLook w:firstColumn="1" w:firstRow="1" w:lastColumn="0" w:lastRow="0" w:noHBand="0" w:noVBand="1" w:val="04A0"/>
+      </w:tblPr>
+      <w:tblGrid>
+        <w:gridCol w:w="10200"/>
+      </w:tblGrid>
+      <w:tr>
+        <w:trPr>
+          <w:tblHeader w:val="true"/>
+          <w:cantSplit/>
+        </w:trPr>
+        <w:tc>
+          <w:tcPr>
+            <w:tcW w:type="dxa" w:w="10200"/>
+            <w:shd w:fill="E2F0D9"/>
+            <w:tcMar>
+              <w:top w:w="130" w:type="dxa"/>
+              <w:start w:w="150" w:type="dxa"/>
+              <w:bottom w:w="130" w:type="dxa"/>
+              <w:end w:w="150" w:type="dxa"/>
+            </w:tcMar>
+          </w:tcPr>
+          <w:p>
+            <w:pPr>
+              <w:spacing w:after="40"/>
+            </w:pPr>
+            <w:r>
+              <w:rPr>
+                <w:b/>
+                <w:color w:val="548235"/>
+              </w:rPr>
+              <w:t xml:space="preserve">Si marca varias multas: </w:t>
+            </w:r>
+            <w:r>
+              <w:t>el Excel las suma aritméticamente. La revisión jurídica debe confirmar si son acumulables, alternativas a prisión o desplazadas por una infracción más grave.</w:t>
+            </w:r>
+          </w:p>
+        </w:tc>
+      </w:tr>
+    </w:tbl>
+    <w:p>
+      <w:pPr>
+        <w:spacing w:after="0"/>
+      </w:pPr>
+    </w:p>
+    <w:p>
+      <w:pPr>
+        <w:pStyle w:val="Heading1"/>
+      </w:pPr>
+      <w:r>
+        <w:t>9. Hoja REVISION</w:t>
       </w:r>
     </w:p>
     <w:p>
@@ -3104,7 +3610,7 @@
         <w:pStyle w:val="Heading1"/>
       </w:pPr>
       <w:r>
-        <w:t>9. Hoja RESUMEN</w:t>
+        <w:t>10. Hoja RESUMEN</w:t>
       </w:r>
     </w:p>
     <w:tbl>
@@ -3556,6 +4062,110 @@
               <w:rPr>
                 <w:sz w:val="17"/>
               </w:rPr>
+              <w:t>Multas Ley 7317</w:t>
+            </w:r>
+          </w:p>
+        </w:tc>
+        <w:tc>
+          <w:tcPr>
+            <w:tcW w:type="dxa" w:w="6840"/>
+            <w:tcMar>
+              <w:top w:w="90" w:type="dxa"/>
+              <w:start w:w="100" w:type="dxa"/>
+              <w:bottom w:w="90" w:type="dxa"/>
+              <w:end w:w="100" w:type="dxa"/>
+            </w:tcMar>
+            <w:vAlign w:val="center"/>
+            <w:shd w:fill="F2F2F2"/>
+          </w:tcPr>
+          <w:p>
+            <w:pPr>
+              <w:spacing w:after="0"/>
+            </w:pPr>
+            <w:r>
+              <w:rPr>
+                <w:sz w:val="17"/>
+              </w:rPr>
+              <w:t>Se muestran separadas del daño y la restauración</w:t>
+            </w:r>
+          </w:p>
+        </w:tc>
+      </w:tr>
+      <w:tr>
+        <w:trPr>
+          <w:cantSplit/>
+        </w:trPr>
+        <w:tc>
+          <w:tcPr>
+            <w:tcW w:type="dxa" w:w="2520"/>
+            <w:tcMar>
+              <w:top w:w="90" w:type="dxa"/>
+              <w:start w:w="100" w:type="dxa"/>
+              <w:bottom w:w="90" w:type="dxa"/>
+              <w:end w:w="100" w:type="dxa"/>
+            </w:tcMar>
+            <w:vAlign w:val="center"/>
+          </w:tcPr>
+          <w:p>
+            <w:pPr>
+              <w:spacing w:after="0"/>
+            </w:pPr>
+            <w:r>
+              <w:rPr>
+                <w:sz w:val="17"/>
+              </w:rPr>
+              <w:t>Total final con multas</w:t>
+            </w:r>
+          </w:p>
+        </w:tc>
+        <w:tc>
+          <w:tcPr>
+            <w:tcW w:type="dxa" w:w="6840"/>
+            <w:tcMar>
+              <w:top w:w="90" w:type="dxa"/>
+              <w:start w:w="100" w:type="dxa"/>
+              <w:bottom w:w="90" w:type="dxa"/>
+              <w:end w:w="100" w:type="dxa"/>
+            </w:tcMar>
+            <w:vAlign w:val="center"/>
+          </w:tcPr>
+          <w:p>
+            <w:pPr>
+              <w:spacing w:after="0"/>
+            </w:pPr>
+            <w:r>
+              <w:rPr>
+                <w:sz w:val="17"/>
+              </w:rPr>
+              <w:t>Total compatible VDTC más las multas seleccionadas</w:t>
+            </w:r>
+          </w:p>
+        </w:tc>
+      </w:tr>
+      <w:tr>
+        <w:trPr>
+          <w:cantSplit/>
+        </w:trPr>
+        <w:tc>
+          <w:tcPr>
+            <w:tcW w:type="dxa" w:w="2520"/>
+            <w:tcMar>
+              <w:top w:w="90" w:type="dxa"/>
+              <w:start w:w="100" w:type="dxa"/>
+              <w:bottom w:w="90" w:type="dxa"/>
+              <w:end w:w="100" w:type="dxa"/>
+            </w:tcMar>
+            <w:vAlign w:val="center"/>
+            <w:shd w:fill="F2F2F2"/>
+          </w:tcPr>
+          <w:p>
+            <w:pPr>
+              <w:spacing w:after="0"/>
+            </w:pPr>
+            <w:r>
+              <w:rPr>
+                <w:sz w:val="17"/>
+              </w:rPr>
               <w:t>Estado</w:t>
             </w:r>
           </w:p>
@@ -3601,7 +4211,7 @@
         <w:pStyle w:val="Heading1"/>
       </w:pPr>
       <w:r>
-        <w:t>10. Revisión final</w:t>
+        <w:t>11. Revisión final</w:t>
       </w:r>
     </w:p>
     <w:p>
@@ -3745,6 +4355,38 @@
         <w:t xml:space="preserve">☐ </w:t>
       </w:r>
       <w:r>
+        <w:t>Las multas seleccionadas fueron confirmadas jurídicamente y usan el salario base correcto.</w:t>
+      </w:r>
+    </w:p>
+    <w:p>
+      <w:pPr>
+        <w:spacing w:after="60"/>
+        <w:ind w:left="142"/>
+      </w:pPr>
+      <w:r>
+        <w:rPr>
+          <w:b/>
+          <w:color w:val="2F75B5"/>
+        </w:rPr>
+        <w:t xml:space="preserve">☐ </w:t>
+      </w:r>
+      <w:r>
+        <w:t>El tipo de cambio está completo cuando la moneda del caso no es CRC.</w:t>
+      </w:r>
+    </w:p>
+    <w:p>
+      <w:pPr>
+        <w:spacing w:after="60"/>
+        <w:ind w:left="142"/>
+      </w:pPr>
+      <w:r>
+        <w:rPr>
+          <w:b/>
+          <w:color w:val="2F75B5"/>
+        </w:rPr>
+        <w:t xml:space="preserve">☐ </w:t>
+      </w:r>
+      <w:r>
         <w:t>Las tres revisiones y las aprobaciones están registradas.</w:t>
       </w:r>
     </w:p>
@@ -3761,7 +4403,7 @@
         <w:t xml:space="preserve">☐ </w:t>
       </w:r>
       <w:r>
-        <w:t>El archivo se guardó como una nueva versión VTC.</w:t>
+        <w:t>El archivo se guardó como una nueva versión VDTC.</w:t>
       </w:r>
     </w:p>
     <w:p>
@@ -3769,7 +4411,7 @@
         <w:pStyle w:val="Heading1"/>
       </w:pPr>
       <w:r>
-        <w:t>11. Problemas frecuentes</w:t>
+        <w:t>12. Problemas frecuentes</w:t>
       </w:r>
     </w:p>
     <w:tbl>
@@ -4065,6 +4707,110 @@
               <w:rPr>
                 <w:sz w:val="17"/>
               </w:rPr>
+              <w:t>La multa no se suma</w:t>
+            </w:r>
+          </w:p>
+        </w:tc>
+        <w:tc>
+          <w:tcPr>
+            <w:tcW w:type="dxa" w:w="6048"/>
+            <w:tcMar>
+              <w:top w:w="90" w:type="dxa"/>
+              <w:start w:w="100" w:type="dxa"/>
+              <w:bottom w:w="90" w:type="dxa"/>
+              <w:end w:w="100" w:type="dxa"/>
+            </w:tcMar>
+            <w:vAlign w:val="center"/>
+          </w:tcPr>
+          <w:p>
+            <w:pPr>
+              <w:spacing w:after="0"/>
+            </w:pPr>
+            <w:r>
+              <w:rPr>
+                <w:sz w:val="17"/>
+              </w:rPr>
+              <w:t>Selección, salario base, moneda y tipo de cambio</w:t>
+            </w:r>
+          </w:p>
+        </w:tc>
+      </w:tr>
+      <w:tr>
+        <w:trPr>
+          <w:cantSplit/>
+        </w:trPr>
+        <w:tc>
+          <w:tcPr>
+            <w:tcW w:type="dxa" w:w="3312"/>
+            <w:tcMar>
+              <w:top w:w="90" w:type="dxa"/>
+              <w:start w:w="100" w:type="dxa"/>
+              <w:bottom w:w="90" w:type="dxa"/>
+              <w:end w:w="100" w:type="dxa"/>
+            </w:tcMar>
+            <w:vAlign w:val="center"/>
+            <w:shd w:fill="F2F2F2"/>
+          </w:tcPr>
+          <w:p>
+            <w:pPr>
+              <w:spacing w:after="0"/>
+            </w:pPr>
+            <w:r>
+              <w:rPr>
+                <w:sz w:val="17"/>
+              </w:rPr>
+              <w:t>La multa central es incorrecta</w:t>
+            </w:r>
+          </w:p>
+        </w:tc>
+        <w:tc>
+          <w:tcPr>
+            <w:tcW w:type="dxa" w:w="6048"/>
+            <w:tcMar>
+              <w:top w:w="90" w:type="dxa"/>
+              <w:start w:w="100" w:type="dxa"/>
+              <w:bottom w:w="90" w:type="dxa"/>
+              <w:end w:w="100" w:type="dxa"/>
+            </w:tcMar>
+            <w:vAlign w:val="center"/>
+            <w:shd w:fill="F2F2F2"/>
+          </w:tcPr>
+          <w:p>
+            <w:pPr>
+              <w:spacing w:after="0"/>
+            </w:pPr>
+            <w:r>
+              <w:rPr>
+                <w:sz w:val="17"/>
+              </w:rPr>
+              <w:t>SB APLICADOS o MONTO FIRME CRC</w:t>
+            </w:r>
+          </w:p>
+        </w:tc>
+      </w:tr>
+      <w:tr>
+        <w:trPr>
+          <w:cantSplit/>
+        </w:trPr>
+        <w:tc>
+          <w:tcPr>
+            <w:tcW w:type="dxa" w:w="3312"/>
+            <w:tcMar>
+              <w:top w:w="90" w:type="dxa"/>
+              <w:start w:w="100" w:type="dxa"/>
+              <w:bottom w:w="90" w:type="dxa"/>
+              <w:end w:w="100" w:type="dxa"/>
+            </w:tcMar>
+            <w:vAlign w:val="center"/>
+          </w:tcPr>
+          <w:p>
+            <w:pPr>
+              <w:spacing w:after="0"/>
+            </w:pPr>
+            <w:r>
+              <w:rPr>
+                <w:sz w:val="17"/>
+              </w:rPr>
               <w:t>Hay doble conteo</w:t>
             </w:r>
           </w:p>
@@ -4157,7 +4903,7 @@
         <w:pStyle w:val="Heading1"/>
       </w:pPr>
       <w:r>
-        <w:t>12. Reglas esenciales</w:t>
+        <w:t>13. Reglas esenciales</w:t>
       </w:r>
     </w:p>
     <w:p>
@@ -4218,6 +4964,51 @@
       </w:r>
       <w:r>
         <w:t>No sume B y R por el mismo servicio restaurado.</w:t>
+      </w:r>
+    </w:p>
+    <w:p>
+      <w:pPr>
+        <w:spacing w:after="60"/>
+        <w:ind w:left="369" w:hanging="255"/>
+      </w:pPr>
+      <w:r>
+        <w:rPr>
+          <w:b w:val="0"/>
+        </w:rPr>
+        <w:t xml:space="preserve">•  </w:t>
+      </w:r>
+      <w:r>
+        <w:t>No use la multa como precio de la especie ni como multiplicador del daño.</w:t>
+      </w:r>
+    </w:p>
+    <w:p>
+      <w:pPr>
+        <w:spacing w:after="60"/>
+        <w:ind w:left="369" w:hanging="255"/>
+      </w:pPr>
+      <w:r>
+        <w:rPr>
+          <w:b w:val="0"/>
+        </w:rPr>
+        <w:t xml:space="preserve">•  </w:t>
+      </w:r>
+      <w:r>
+        <w:t>No seleccione una multa sin revisión jurídica del artículo aplicable.</w:t>
+      </w:r>
+    </w:p>
+    <w:p>
+      <w:pPr>
+        <w:spacing w:after="60"/>
+        <w:ind w:left="369" w:hanging="255"/>
+      </w:pPr>
+      <w:r>
+        <w:rPr>
+          <w:b w:val="0"/>
+        </w:rPr>
+        <w:t xml:space="preserve">•  </w:t>
+      </w:r>
+      <w:r>
+        <w:t>No asuma que varias multas son acumulables solo porque el Excel las sumó.</w:t>
       </w:r>
     </w:p>
     <w:p>
